--- a/klagomål/A 11881-2023 FSC-klagomål.docx
+++ b/klagomål/A 11881-2023 FSC-klagomål.docx
@@ -698,7 +698,7 @@
     <w:r>
       <w:tab/>
       <w:tab/>
-      <w:t>2026-06-18</w:t>
+      <w:t>2026-06-19</w:t>
       <w:br/>
       <w:br/>
     </w:r>

--- a/klagomål/A 11881-2023 FSC-klagomål.docx
+++ b/klagomål/A 11881-2023 FSC-klagomål.docx
@@ -698,7 +698,7 @@
     <w:r>
       <w:tab/>
       <w:tab/>
-      <w:t>2026-06-19</w:t>
+      <w:t>2026-06-20</w:t>
       <w:br/>
       <w:br/>
     </w:r>

--- a/klagomål/A 11881-2023 FSC-klagomål.docx
+++ b/klagomål/A 11881-2023 FSC-klagomål.docx
@@ -168,38 +168,7 @@
     </w:p>
     <w:p>
       <w:r>
-        <w:t>Detta dokument behandlar höga naturvärden i avverkningsanmälan A 11881-2023 i Herrljunga kommun som inkom 2023-03-10 och omfattar 1,5 ha.</w:t>
-      </w:r>
-    </w:p>
-    <w:p>
-      <w:r>
-        <w:t>Nedan presenteras fynd av naturvårdsarter och fridlysta arter som gjorts i det avverkningsanmälda området, samt relevanta utdrag ur standarderna för FSC, Chain of Custody, Controlled Wood och PEFC.</w:t>
-      </w:r>
-    </w:p>
-    <w:p>
-      <w:r>
-        <w:t>Vi förväntar oss att ni återkommer med ett skriftligt svar på vårt klagomål och även beskriver vilka korrigerande åtgärder ni satt in för att rätta till identifierade brister i er efterlevnad av den svenska FSC standarden.</w:t>
-      </w:r>
-    </w:p>
-    <w:p>
-      <w:pPr>
-        <w:pStyle w:val="Heading1"/>
-      </w:pPr>
-      <w:r>
-        <w:t>Naturvårdsarter</w:t>
-      </w:r>
-    </w:p>
-    <w:p>
-      <w:r>
-        <w:t>Inom 20 meter från avverkningsanmälan har följande 6 naturvårdsarter hittats: stare (VU, §4), gulsparv (NT, §4), sädesärla (NT, §4), buskskvätta (§4), grönsiska (§4) och svartvit flugsnappare (§4). Av dessa är 3 rödlistade. För rödlistade arter har rödlistekategorin angivits inom parentes. För fridlysta arter anges även paragrafen i Artskyddsförordningen som arten är fridlyst enligt.</w:t>
-      </w:r>
-    </w:p>
-    <w:p>
-      <w:r>
-        <w:t>De påträffade naturvårdsarterna är ett tydligt kvitto på att det rör sig om en skog med höga naturvärden.</w:t>
-      </w:r>
-      <w:r>
-        <w:t xml:space="preserve"> I Figur 1 visas fyndplatser för naturvårdsarter i området, som finns registrerade på Artportalen.</w:t>
+        <w:t>Detta klagomål behandlar höga naturvärden i avverkningsanmälan A 11881-2023 i Herrljunga kommun som inkom 2023-03-10 och omfattar 1,5 ha.</w:t>
       </w:r>
     </w:p>
     <w:p>
@@ -247,34 +216,35 @@
         <w:spacing w:after="240"/>
       </w:pPr>
       <w:r>
-        <w:t>Figur 1. Fyndplatser för naturvårdsarter inom 20 meter från avverkningsanmälan (röd linje). Markörer utan svart kant är placerade på fyndplatsen. Markörer med svart kant är placerade vid sidan av fyndplatsen och har ett svart streck som visar fyndplatsens exakta position. Kartans mittpunktskoordinat är N 6419735, E 383167 i SWEREF 99 TM.</w:t>
+        <w:t>Figur 1. Fyndplatser för naturvårdsarter inom 20 meter från avverkningsanmälan. Markörer utan svart kant är placerade på fyndplatsen. Markörer med svart kant är placerade vid sidan av fyndplatsen har ett svart streck som visar fyndplatsens exakta position. Kartans mittpunktskoordinat är N 6419735, E 383167 i SWEREF 99 TM.</w:t>
+      </w:r>
+    </w:p>
+    <w:p>
+      <w:r>
+        <w:t>Inom 20 meter från avverkningsanmälan finns fynd av 6 naturvårdsarter, varav 3 är rödlistade och 6 är fridlysta: stare (VU, §4), gulsparv (NT, §4), sädesärla (NT, §4), buskskvätta (§4), grönsiska (§4) och svartvit flugsnappare (§4). Se Figur 1.</w:t>
+      </w:r>
+    </w:p>
+    <w:p>
+      <w:r>
+        <w:t>Nedan presenteras relevanta utdrag ur standarderna för FSC, Chain of Custody, Controlled Wood och PEFC.</w:t>
+      </w:r>
+    </w:p>
+    <w:p>
+      <w:r>
+        <w:t>Vi förväntar oss att ni återkommer med ett skriftligt svar på vårt klagomål och även beskriver vilka korrigerande åtgärder ni satt in för att rätta till identifierade brister i er efterlevnad av den svenska FSC standarden.</w:t>
       </w:r>
     </w:p>
     <w:p>
       <w:pPr>
-        <w:pStyle w:val="Heading2"/>
+        <w:pStyle w:val="Heading1"/>
       </w:pPr>
       <w:r>
-        <w:t>Fridlysta arter</w:t>
+        <w:t>Naturvårdsarter och fridlysta arter</w:t>
       </w:r>
     </w:p>
     <w:p>
       <w:r>
-        <w:t>Följande fridlysta arter har sina livsmiljöer och växtplatser i den avverkningsanmälda skogen: stare (VU, §4), gulsparv (NT, §4), sädesärla (NT, §4), buskskvätta (§4), grönsiska (§4) och svartvit flugsnappare (§4).</w:t>
-      </w:r>
-    </w:p>
-    <w:p>
-      <w:r>
-        <w:t xml:space="preserve">Observera att medlemsländerna är skyldiga att agera i enlighet med EU:s fågeldirektiv där det uttryckligen står att direktivet gäller för fåglar samt för deras ägg, bon och </w:t>
-      </w:r>
-      <w:r>
-        <w:rPr>
-          <w:b/>
-        </w:rPr>
-        <w:t xml:space="preserve">livsmiljöer </w:t>
-      </w:r>
-      <w:r>
-        <w:t>(artikel 1). Vidare att de åtgärder som vidtas inte får leda till en försämring av den nuvarande situationen beträffande bevarandet av de fågelarter som avses i artikel 1 (artikel 13). Fågeldirektivet är styrande för tillsynsansvariga myndigheters ärendehantering, ställningstaganden och beslutsfattande.</w:t>
+        <w:t>Nedan följer beskrivningar av de naturvårdsarter och fridlysta arter som har sina livsmiljöer och växtplatser i den avverkningsanmälda skogen. De påträffade naturvårdsarterna är ett tydligt kvitto på att det rör sig om en skog med höga naturvärden.</w:t>
       </w:r>
     </w:p>
     <w:p>
@@ -698,7 +668,7 @@
     <w:r>
       <w:tab/>
       <w:tab/>
-      <w:t>2026-06-20</w:t>
+      <w:t>2026-06-21</w:t>
       <w:br/>
       <w:br/>
     </w:r>

--- a/klagomål/A 11881-2023 FSC-klagomål.docx
+++ b/klagomål/A 11881-2023 FSC-klagomål.docx
@@ -668,7 +668,7 @@
     <w:r>
       <w:tab/>
       <w:tab/>
-      <w:t>2026-06-21</w:t>
+      <w:t>2026-06-22</w:t>
       <w:br/>
       <w:br/>
     </w:r>

--- a/klagomål/A 11881-2023 FSC-klagomål.docx
+++ b/klagomål/A 11881-2023 FSC-klagomål.docx
@@ -668,7 +668,7 @@
     <w:r>
       <w:tab/>
       <w:tab/>
-      <w:t>2026-06-22</w:t>
+      <w:t>2026-06-23</w:t>
       <w:br/>
       <w:br/>
     </w:r>

--- a/klagomål/A 11881-2023 FSC-klagomål.docx
+++ b/klagomål/A 11881-2023 FSC-klagomål.docx
@@ -668,7 +668,7 @@
     <w:r>
       <w:tab/>
       <w:tab/>
-      <w:t>2026-06-23</w:t>
+      <w:t>2026-06-24</w:t>
       <w:br/>
       <w:br/>
     </w:r>

--- a/klagomål/A 11881-2023 FSC-klagomål.docx
+++ b/klagomål/A 11881-2023 FSC-klagomål.docx
@@ -668,7 +668,7 @@
     <w:r>
       <w:tab/>
       <w:tab/>
-      <w:t>2026-06-24</w:t>
+      <w:t>2026-06-25</w:t>
       <w:br/>
       <w:br/>
     </w:r>

--- a/klagomål/A 11881-2023 FSC-klagomål.docx
+++ b/klagomål/A 11881-2023 FSC-klagomål.docx
@@ -668,7 +668,7 @@
     <w:r>
       <w:tab/>
       <w:tab/>
-      <w:t>2026-06-25</w:t>
+      <w:t>2026-06-26</w:t>
       <w:br/>
       <w:br/>
     </w:r>

--- a/klagomål/A 11881-2023 FSC-klagomål.docx
+++ b/klagomål/A 11881-2023 FSC-klagomål.docx
@@ -668,7 +668,7 @@
     <w:r>
       <w:tab/>
       <w:tab/>
-      <w:t>2026-06-26</w:t>
+      <w:t>2026-06-27</w:t>
       <w:br/>
       <w:br/>
     </w:r>

--- a/klagomål/A 11881-2023 FSC-klagomål.docx
+++ b/klagomål/A 11881-2023 FSC-klagomål.docx
@@ -668,7 +668,7 @@
     <w:r>
       <w:tab/>
       <w:tab/>
-      <w:t>2026-06-27</w:t>
+      <w:t>2026-06-28</w:t>
       <w:br/>
       <w:br/>
     </w:r>

--- a/klagomål/A 11881-2023 FSC-klagomål.docx
+++ b/klagomål/A 11881-2023 FSC-klagomål.docx
@@ -668,7 +668,7 @@
     <w:r>
       <w:tab/>
       <w:tab/>
-      <w:t>2026-06-28</w:t>
+      <w:t>2026-06-29</w:t>
       <w:br/>
       <w:br/>
     </w:r>

--- a/klagomål/A 11881-2023 FSC-klagomål.docx
+++ b/klagomål/A 11881-2023 FSC-klagomål.docx
@@ -668,7 +668,7 @@
     <w:r>
       <w:tab/>
       <w:tab/>
-      <w:t>2026-06-29</w:t>
+      <w:t>2026-06-30</w:t>
       <w:br/>
       <w:br/>
     </w:r>

--- a/klagomål/A 11881-2023 FSC-klagomål.docx
+++ b/klagomål/A 11881-2023 FSC-klagomål.docx
@@ -668,7 +668,7 @@
     <w:r>
       <w:tab/>
       <w:tab/>
-      <w:t>2026-06-30</w:t>
+      <w:t>2026-07-01</w:t>
       <w:br/>
       <w:br/>
     </w:r>

--- a/klagomål/A 11881-2023 FSC-klagomål.docx
+++ b/klagomål/A 11881-2023 FSC-klagomål.docx
@@ -668,7 +668,7 @@
     <w:r>
       <w:tab/>
       <w:tab/>
-      <w:t>2026-07-01</w:t>
+      <w:t>2026-07-02</w:t>
       <w:br/>
       <w:br/>
     </w:r>

--- a/klagomål/A 11881-2023 FSC-klagomål.docx
+++ b/klagomål/A 11881-2023 FSC-klagomål.docx
@@ -668,7 +668,7 @@
     <w:r>
       <w:tab/>
       <w:tab/>
-      <w:t>2026-07-13</w:t>
+      <w:t>2026-07-14</w:t>
       <w:br/>
       <w:br/>
     </w:r>

--- a/klagomål/A 11881-2023 FSC-klagomål.docx
+++ b/klagomål/A 11881-2023 FSC-klagomål.docx
@@ -668,7 +668,7 @@
     <w:r>
       <w:tab/>
       <w:tab/>
-      <w:t>2026-07-14</w:t>
+      <w:t>2026-07-15</w:t>
       <w:br/>
       <w:br/>
     </w:r>

--- a/klagomål/A 11881-2023 FSC-klagomål.docx
+++ b/klagomål/A 11881-2023 FSC-klagomål.docx
@@ -668,7 +668,7 @@
     <w:r>
       <w:tab/>
       <w:tab/>
-      <w:t>2026-07-15</w:t>
+      <w:t>2026-07-16</w:t>
       <w:br/>
       <w:br/>
     </w:r>

--- a/klagomål/A 11881-2023 FSC-klagomål.docx
+++ b/klagomål/A 11881-2023 FSC-klagomål.docx
@@ -668,7 +668,7 @@
     <w:r>
       <w:tab/>
       <w:tab/>
-      <w:t>2026-07-16</w:t>
+      <w:t>2026-07-17</w:t>
       <w:br/>
       <w:br/>
     </w:r>

--- a/klagomål/A 11881-2023 FSC-klagomål.docx
+++ b/klagomål/A 11881-2023 FSC-klagomål.docx
@@ -668,7 +668,7 @@
     <w:r>
       <w:tab/>
       <w:tab/>
-      <w:t>2026-07-17</w:t>
+      <w:t>2026-07-18</w:t>
       <w:br/>
       <w:br/>
     </w:r>

--- a/klagomål/A 11881-2023 FSC-klagomål.docx
+++ b/klagomål/A 11881-2023 FSC-klagomål.docx
@@ -668,7 +668,7 @@
     <w:r>
       <w:tab/>
       <w:tab/>
-      <w:t>2026-07-18</w:t>
+      <w:t>2026-07-19</w:t>
       <w:br/>
       <w:br/>
     </w:r>

--- a/klagomål/A 11881-2023 FSC-klagomål.docx
+++ b/klagomål/A 11881-2023 FSC-klagomål.docx
@@ -668,7 +668,7 @@
     <w:r>
       <w:tab/>
       <w:tab/>
-      <w:t>2026-07-19</w:t>
+      <w:t>2026-07-20</w:t>
       <w:br/>
       <w:br/>
     </w:r>

--- a/klagomål/A 11881-2023 FSC-klagomål.docx
+++ b/klagomål/A 11881-2023 FSC-klagomål.docx
@@ -668,7 +668,7 @@
     <w:r>
       <w:tab/>
       <w:tab/>
-      <w:t>2026-07-20</w:t>
+      <w:t>2026-07-21</w:t>
       <w:br/>
       <w:br/>
     </w:r>

--- a/klagomål/A 11881-2023 FSC-klagomål.docx
+++ b/klagomål/A 11881-2023 FSC-klagomål.docx
@@ -668,7 +668,7 @@
     <w:r>
       <w:tab/>
       <w:tab/>
-      <w:t>2026-07-21</w:t>
+      <w:t>2026-07-22</w:t>
       <w:br/>
       <w:br/>
     </w:r>

--- a/klagomål/A 11881-2023 FSC-klagomål.docx
+++ b/klagomål/A 11881-2023 FSC-klagomål.docx
@@ -668,7 +668,7 @@
     <w:r>
       <w:tab/>
       <w:tab/>
-      <w:t>2026-07-22</w:t>
+      <w:t>2026-07-23</w:t>
       <w:br/>
       <w:br/>
     </w:r>

--- a/klagomål/A 11881-2023 FSC-klagomål.docx
+++ b/klagomål/A 11881-2023 FSC-klagomål.docx
@@ -668,7 +668,7 @@
     <w:r>
       <w:tab/>
       <w:tab/>
-      <w:t>2026-07-23</w:t>
+      <w:t>2026-07-24</w:t>
       <w:br/>
       <w:br/>
     </w:r>

--- a/klagomål/A 11881-2023 FSC-klagomål.docx
+++ b/klagomål/A 11881-2023 FSC-klagomål.docx
@@ -668,7 +668,7 @@
     <w:r>
       <w:tab/>
       <w:tab/>
-      <w:t>2026-07-24</w:t>
+      <w:t>2026-07-25</w:t>
       <w:br/>
       <w:br/>
     </w:r>

--- a/klagomål/A 11881-2023 FSC-klagomål.docx
+++ b/klagomål/A 11881-2023 FSC-klagomål.docx
@@ -668,7 +668,7 @@
     <w:r>
       <w:tab/>
       <w:tab/>
-      <w:t>2026-07-25</w:t>
+      <w:t>2026-07-26</w:t>
       <w:br/>
       <w:br/>
     </w:r>

--- a/klagomål/A 11881-2023 FSC-klagomål.docx
+++ b/klagomål/A 11881-2023 FSC-klagomål.docx
@@ -668,7 +668,7 @@
     <w:r>
       <w:tab/>
       <w:tab/>
-      <w:t>2026-07-26</w:t>
+      <w:t>2026-07-27</w:t>
       <w:br/>
       <w:br/>
     </w:r>

--- a/klagomål/A 11881-2023 FSC-klagomål.docx
+++ b/klagomål/A 11881-2023 FSC-klagomål.docx
@@ -668,7 +668,7 @@
     <w:r>
       <w:tab/>
       <w:tab/>
-      <w:t>2026-07-27</w:t>
+      <w:t>2026-07-28</w:t>
       <w:br/>
       <w:br/>
     </w:r>

--- a/klagomål/A 11881-2023 FSC-klagomål.docx
+++ b/klagomål/A 11881-2023 FSC-klagomål.docx
@@ -668,7 +668,7 @@
     <w:r>
       <w:tab/>
       <w:tab/>
-      <w:t>2026-07-28</w:t>
+      <w:t>2026-07-29</w:t>
       <w:br/>
       <w:br/>
     </w:r>

--- a/klagomål/A 11881-2023 FSC-klagomål.docx
+++ b/klagomål/A 11881-2023 FSC-klagomål.docx
@@ -668,7 +668,7 @@
     <w:r>
       <w:tab/>
       <w:tab/>
-      <w:t>2026-07-29</w:t>
+      <w:t>2026-07-30</w:t>
       <w:br/>
       <w:br/>
     </w:r>

--- a/klagomål/A 11881-2023 FSC-klagomål.docx
+++ b/klagomål/A 11881-2023 FSC-klagomål.docx
@@ -668,7 +668,7 @@
     <w:r>
       <w:tab/>
       <w:tab/>
-      <w:t>2026-07-30</w:t>
+      <w:t>2026-07-31</w:t>
       <w:br/>
       <w:br/>
     </w:r>

--- a/klagomål/A 11881-2023 FSC-klagomål.docx
+++ b/klagomål/A 11881-2023 FSC-klagomål.docx
@@ -668,7 +668,7 @@
     <w:r>
       <w:tab/>
       <w:tab/>
-      <w:t>2026-07-31</w:t>
+      <w:t>2026-08-01</w:t>
       <w:br/>
       <w:br/>
     </w:r>

--- a/klagomål/A 11881-2023 FSC-klagomål.docx
+++ b/klagomål/A 11881-2023 FSC-klagomål.docx
@@ -668,7 +668,7 @@
     <w:r>
       <w:tab/>
       <w:tab/>
-      <w:t>2026-08-01</w:t>
+      <w:t>2026-08-02</w:t>
       <w:br/>
       <w:br/>
     </w:r>

--- a/klagomål/A 11881-2023 FSC-klagomål.docx
+++ b/klagomål/A 11881-2023 FSC-klagomål.docx
@@ -668,7 +668,7 @@
     <w:r>
       <w:tab/>
       <w:tab/>
-      <w:t>2026-08-02</w:t>
+      <w:t>2026-08-03</w:t>
       <w:br/>
       <w:br/>
     </w:r>

--- a/klagomål/A 11881-2023 FSC-klagomål.docx
+++ b/klagomål/A 11881-2023 FSC-klagomål.docx
@@ -668,7 +668,7 @@
     <w:r>
       <w:tab/>
       <w:tab/>
-      <w:t>2026-08-03</w:t>
+      <w:t>2026-08-05</w:t>
       <w:br/>
       <w:br/>
     </w:r>

--- a/klagomål/A 11881-2023 FSC-klagomål.docx
+++ b/klagomål/A 11881-2023 FSC-klagomål.docx
@@ -668,7 +668,7 @@
     <w:r>
       <w:tab/>
       <w:tab/>
-      <w:t>2026-08-05</w:t>
+      <w:t>2026-08-07</w:t>
       <w:br/>
       <w:br/>
     </w:r>

--- a/klagomål/A 11881-2023 FSC-klagomål.docx
+++ b/klagomål/A 11881-2023 FSC-klagomål.docx
@@ -668,7 +668,7 @@
     <w:r>
       <w:tab/>
       <w:tab/>
-      <w:t>2026-08-07</w:t>
+      <w:t>2026-08-08</w:t>
       <w:br/>
       <w:br/>
     </w:r>

--- a/klagomål/A 11881-2023 FSC-klagomål.docx
+++ b/klagomål/A 11881-2023 FSC-klagomål.docx
@@ -178,7 +178,7 @@
       <w:r>
         <w:drawing>
           <wp:inline xmlns:a="http://schemas.openxmlformats.org/drawingml/2006/main" xmlns:pic="http://schemas.openxmlformats.org/drawingml/2006/picture">
-            <wp:extent cx="5486400" cy="5533534"/>
+            <wp:extent cx="5486400" cy="5535419"/>
             <wp:docPr id="1" name="Picture 1"/>
             <wp:cNvGraphicFramePr>
               <a:graphicFrameLocks noChangeAspect="1"/>
@@ -199,7 +199,7 @@
                   <pic:spPr>
                     <a:xfrm>
                       <a:off x="0" y="0"/>
-                      <a:ext cx="5486400" cy="5533534"/>
+                      <a:ext cx="5486400" cy="5535419"/>
                     </a:xfrm>
                     <a:prstGeom prst="rect"/>
                   </pic:spPr>
@@ -216,12 +216,12 @@
         <w:spacing w:after="240"/>
       </w:pPr>
       <w:r>
-        <w:t>Figur 1. Fyndplatser för naturvårdsarter inom 20 meter från avverkningsanmälan. Markörer utan svart kant är placerade på fyndplatsen. Markörer med svart kant är placerade vid sidan av fyndplatsen har ett svart streck som visar fyndplatsens exakta position. Kartans mittpunktskoordinat är N 6419735, E 383167 i SWEREF 99 TM.</w:t>
+        <w:t>Figur 1. Fyndplatser för naturvårdsarter inom 20 meter från avverkningsanmälan. Markörer utan svart kant är placerade på fyndplatsen. Markörer med svart kant är placerade vid sidan av fyndplatsen och har ett svart streck som visar fyndplatsens exakta position. Kartans mittpunktskoordinat är N 6419735, E 383167 i SWEREF 99 TM.</w:t>
       </w:r>
     </w:p>
     <w:p>
       <w:r>
-        <w:t>Inom 20 meter från avverkningsanmälan finns fynd av 6 naturvårdsarter, varav 3 är rödlistade och 6 är fridlysta: stare (VU, §4), gulsparv (NT, §4), sädesärla (NT, §4), buskskvätta (§4), grönsiska (§4) och svartvit flugsnappare (§4). Se Figur 1.</w:t>
+        <w:t>Inom 20 meter från avverkningsanmälan finns fynd av 7 naturvårdsarter, varav 4 är rödlistade och 7 är fridlysta: stare (VU, §4), bivråk (NT, §4), gulsparv (NT, §4), sädesärla (NT, §4), buskskvätta (§4), grönsiska (§4) och svartvit flugsnappare (§4). Se Figur 1.</w:t>
       </w:r>
     </w:p>
     <w:p>
@@ -244,7 +244,27 @@
     </w:p>
     <w:p>
       <w:r>
-        <w:t>Nedan följer beskrivningar av de naturvårdsarter och fridlysta arter som har sina livsmiljöer och växtplatser i den avverkningsanmälda skogen. De påträffade naturvårdsarterna är ett tydligt kvitto på att det rör sig om en skog med höga naturvärden.</w:t>
+        <w:t>Nedan följer beskrivningar av de naturvårdsarter och fridlysta arter som har sina livsmiljöer och växtplatser i den avverkningsanmälda skogen. Se även ytterligare artfakta i BILAGA 1. De påträffade naturvårdsarterna är ett tydligt kvitto på att det rör sig om en skog med höga naturvärden.</w:t>
+      </w:r>
+    </w:p>
+    <w:p>
+      <w:r>
+        <w:rPr>
+          <w:b/>
+        </w:rPr>
+        <w:t>Bivråk (NT, §4)</w:t>
+      </w:r>
+      <w:r>
+        <w:t xml:space="preserve"> ingår i bilaga 1 i EU:s fågeldirektiv och är prioriterad art i Skogsvårdslagen. Den har minskat med 2/3-delar sedan 1970-talet och under de senaste 30 åren har minskningstakten uppgått till 22.5 (15–30) %. Arten häckar i tät, ogallrad skog på högproduktiv mark, i södra Sverige främst i lövskogsrika trakter, i Norrland till stor del i högproduktiv granskog, Födan består av getinglarver och -puppor, men även av fågelungar och groddjur. Bivråken påverkas negativt av avverkning och omföring av lövträdsrika marker till täta produktionsskogar av barrträd samt av den allmänna "</w:t>
+      </w:r>
+      <w:r>
+        <w:rPr>
+          <w:i/>
+        </w:rPr>
+        <w:t>förtorkningen</w:t>
+      </w:r>
+      <w:r>
+        <w:t>" av landskapet genom täckdikning, dikning av skogsmark etc. Bevara lövskogar och öka andelen löv i barrskog. Gallra inte i onödan och inte alls i sumpskog. Dika inte ut vattensamlingar, sumpskogar, alkärr eller andra våta miljöer. Kring alla boplatser ska det lämnas en skyddszon vid avverkning eller andra skogliga åtgärder. Som tumregel ska skyddszonen vara så bred att boet inte syns väl från öppen mark. Minskningstakten för den svenska populationen bedöms vara nära gränsvärdet för Sårbar (VU) (SLU Artdatabanken, 2026; Skogsstyrelsen, 2016).</w:t>
       </w:r>
     </w:p>
     <w:p>
@@ -353,7 +373,7 @@
         <w:rPr>
           <w:i/>
         </w:rPr>
-        <w:t>I det avverkningsanmälda skogsområdet har 6 naturvårdsarter varav 3 rödlistade arter sina livsmiljöer och växtplatser.</w:t>
+        <w:t>I det avverkningsanmälda skogsområdet har 7 naturvårdsarter varav 4 rödlistade arter sina livsmiljöer och växtplatser.</w:t>
       </w:r>
     </w:p>
     <w:p>
@@ -540,6 +560,89 @@
         <w:t>I den avverkningsanmälda skogen har fridlysta arter sina livsmiljöer och växtplatser. Att skada de fridlysta arternas livsmiljöer, växtplatser eller ekologiska funktion är inte tillåtet enligt artskyddsförordningen</w:t>
       </w:r>
     </w:p>
+    <w:p>
+      <w:r>
+        <w:br w:type="page"/>
+      </w:r>
+    </w:p>
+    <w:p>
+      <w:pPr>
+        <w:pStyle w:val="Title"/>
+      </w:pPr>
+      <w:r>
+        <w:t>BILAGA 1 – Fridlysta arter</w:t>
+      </w:r>
+    </w:p>
+    <w:p>
+      <w:pPr>
+        <w:pStyle w:val="Heading1"/>
+      </w:pPr>
+      <w:r>
+        <w:t>Bivråk – ekologi samt krav på livsmiljön</w:t>
+      </w:r>
+    </w:p>
+    <w:p>
+      <w:r>
+        <w:t>Bivråk (NT, §4) ingår i bilaga 1 i EU:s fågeldirektiv och är prioriterad art i Skogsvårdslagen. Den har minskat med 2/3-delar sedan 1970-talet och under de senaste 30 åren har minskningstakten uppgått till 22.5 (15–30) %. Minskningstakten för den svenska populationen bedöms vara nära gränsvärdet för Sårbar (VU) (SLU Artdatabanken, 2026).</w:t>
+      </w:r>
+    </w:p>
+    <w:p>
+      <w:r>
+        <w:t>Arten häckar i tät, ogallrad skog på högproduktiv mark, i södra Sverige främst i lövskogsrika trakter, i Norrland till stor del i högproduktiv granskog, Födan består av getinglarver och -puppor, men även av fågelungar och groddjur. (SLU Artdatabanken, 2026).</w:t>
+      </w:r>
+    </w:p>
+    <w:p>
+      <w:r>
+        <w:t>En trolig delförklaring till minskande bivråksstammar är att det i dagens skogs- och jordbruksbygder finns ett sämre utbud av insektsrika biotoper jämfört med förhållandena för 20–40 år sedan. Minskad insektsrikedom innebär förmodligen en lägre täthet av sociala getingsamhällen och därmed sämre förutsättningar för bivråkens häckning. En allmän "</w:t>
+      </w:r>
+      <w:r>
+        <w:rPr>
+          <w:i/>
+        </w:rPr>
+        <w:t>förtorkning</w:t>
+      </w:r>
+      <w:r>
+        <w:t>" av landskapet (täckdikning, dikning av skogsmark etc.) liksom omföring av lövträdsrika marker till täta produktionsskogar av barrträd medför dessutom en försämrad förekomst av tättingar (trastar etc.) och grodor, vilket sannolikt påverkar bivråken negativt. (SLU Artdatabanken, 2026).</w:t>
+      </w:r>
+    </w:p>
+    <w:p>
+      <w:r>
+        <w:t>Bevara lövskogar och öka andelen löv i barrskog. Gallra inte i onödan och inte alls i sumpskog. Dika inte ut vattensamlingar, sumpskogar, alkärr eller andra våta miljöer. Kring alla boplatser ska det lämnas en skyddszon vid avverkning eller andra skogliga åtgärder. Som tumregel ska skyddszonen vara så bred att boet inte syns väl från öppen mark (SLU Artdatabanken, 2026; Skogsstyrelsen, 2016).</w:t>
+      </w:r>
+    </w:p>
+    <w:p>
+      <w:pPr>
+        <w:pStyle w:val="Heading2"/>
+      </w:pPr>
+      <w:r>
+        <w:t>Referenser – bivråk</w:t>
+      </w:r>
+    </w:p>
+    <w:p>
+      <w:r>
+        <w:t xml:space="preserve">Skogsstyrelsen, 2016. </w:t>
+      </w:r>
+      <w:r>
+        <w:rPr>
+          <w:i/>
+        </w:rPr>
+        <w:t>Vägledning för hänsyn till bivråk.</w:t>
+      </w:r>
+    </w:p>
+    <w:p>
+      <w:r>
+        <w:t xml:space="preserve">SLU Artdatabanken, 2026. </w:t>
+      </w:r>
+      <w:r>
+        <w:rPr>
+          <w:i/>
+        </w:rPr>
+        <w:t xml:space="preserve">Artfaktablad. Naturvård – artfakta. </w:t>
+      </w:r>
+      <w:r>
+        <w:t>SLU Artdatabanken, Uppsala</w:t>
+      </w:r>
+    </w:p>
     <w:sectPr>
       <w:headerReference w:type="even" r:id="rId8"/>
       <w:headerReference w:type="default" r:id="rId9"/>
@@ -668,7 +771,7 @@
     <w:r>
       <w:tab/>
       <w:tab/>
-      <w:t>2026-08-14</w:t>
+      <w:t>2026-08-15</w:t>
       <w:br/>
       <w:br/>
     </w:r>

--- a/klagomål/A 11881-2023 FSC-klagomål.docx
+++ b/klagomål/A 11881-2023 FSC-klagomål.docx
@@ -771,7 +771,7 @@
     <w:r>
       <w:tab/>
       <w:tab/>
-      <w:t>2026-08-15</w:t>
+      <w:t>2026-08-16</w:t>
       <w:br/>
       <w:br/>
     </w:r>

--- a/klagomål/A 11881-2023 FSC-klagomål.docx
+++ b/klagomål/A 11881-2023 FSC-klagomål.docx
@@ -771,7 +771,7 @@
     <w:r>
       <w:tab/>
       <w:tab/>
-      <w:t>2026-08-16</w:t>
+      <w:t>2026-08-17</w:t>
       <w:br/>
       <w:br/>
     </w:r>

--- a/klagomål/A 11881-2023 FSC-klagomål.docx
+++ b/klagomål/A 11881-2023 FSC-klagomål.docx
@@ -771,7 +771,7 @@
     <w:r>
       <w:tab/>
       <w:tab/>
-      <w:t>2026-08-17</w:t>
+      <w:t>2026-08-18</w:t>
       <w:br/>
       <w:br/>
     </w:r>

--- a/klagomål/A 11881-2023 FSC-klagomål.docx
+++ b/klagomål/A 11881-2023 FSC-klagomål.docx
@@ -771,7 +771,7 @@
     <w:r>
       <w:tab/>
       <w:tab/>
-      <w:t>2026-08-18</w:t>
+      <w:t>2026-08-19</w:t>
       <w:br/>
       <w:br/>
     </w:r>

--- a/klagomål/A 11881-2023 FSC-klagomål.docx
+++ b/klagomål/A 11881-2023 FSC-klagomål.docx
@@ -771,7 +771,7 @@
     <w:r>
       <w:tab/>
       <w:tab/>
-      <w:t>2026-08-19</w:t>
+      <w:t>2026-08-20</w:t>
       <w:br/>
       <w:br/>
     </w:r>

--- a/klagomål/A 11881-2023 FSC-klagomål.docx
+++ b/klagomål/A 11881-2023 FSC-klagomål.docx
@@ -771,7 +771,7 @@
     <w:r>
       <w:tab/>
       <w:tab/>
-      <w:t>2026-08-20</w:t>
+      <w:t>2026-08-21</w:t>
       <w:br/>
       <w:br/>
     </w:r>

--- a/klagomål/A 11881-2023 FSC-klagomål.docx
+++ b/klagomål/A 11881-2023 FSC-klagomål.docx
@@ -771,7 +771,7 @@
     <w:r>
       <w:tab/>
       <w:tab/>
-      <w:t>2026-08-21</w:t>
+      <w:t>2026-08-22</w:t>
       <w:br/>
       <w:br/>
     </w:r>
